--- a/docs/[BI 분석가 과정] 작업기록_260908_최은혜.docx
+++ b/docs/[BI 분석가 과정] 작업기록_260908_최은혜.docx
@@ -50,7 +50,7 @@
           <w:b w:val="0"/>
           <w:sz w:val="20"/>
         </w:rPr>
-        <w:t>1. 집에서 받아둔 수집 결과를 사무실 저장소로 옮기고 커밋했다. 게임물 29,417건, 영상물 134,464건으로 두 기관 모두 전량이다.</w:t>
+        <w:t>1. 집 수집분 회수·커밋 — 게임물 29,417건 · 영상물 134,464건, 두 기관 전량</w:t>
       </w:r>
     </w:p>
     <w:p>
@@ -63,7 +63,7 @@
           <w:b w:val="0"/>
           <w:sz w:val="20"/>
         </w:rPr>
-        <w:t>2. 영상물을 전량 기준으로 다시 정제했다. 9,900건만 보던 때의 판단 두 가지가 뒤집혔다.</w:t>
+        <w:t>2. 영등위 전량 재정제 (99,000 → 134,462행, 표본으로 내렸던 판단 2건 정정)</w:t>
       </w:r>
     </w:p>
     <w:p>
@@ -76,7 +76,7 @@
           <w:b w:val="0"/>
           <w:sz w:val="20"/>
         </w:rPr>
-        <w:t>3. 게임물 정제와 현황 파악을 새로 만들었다. 내용정보가 점수가 아니라 이름 나열이라 항목별 보유 여부로 펼쳤다.</w:t>
+        <w:t>3. 게임물 정제·현황 EDA 신설 — 내용정보를 항목별 보유 여부로 전개</w:t>
       </w:r>
     </w:p>
     <w:p>
@@ -89,7 +89,7 @@
           <w:b w:val="0"/>
           <w:sz w:val="20"/>
         </w:rPr>
-        <w:t>4. 두 매체를 나란히 놓고 비교했다. 이름이 같은 4개 항목으로만 비교하고, 비교 대상 밖의 항목이 붙은 건은 양쪽에서 똑같이 뺐다.</w:t>
+        <w:t>4. 매체 간 비교 — 이름이 같은 4개 항목만, 대상 밖 항목은 양쪽 대칭 제외</w:t>
       </w:r>
     </w:p>
     <w:p>
@@ -102,7 +102,7 @@
           <w:b w:val="0"/>
           <w:sz w:val="20"/>
         </w:rPr>
-        <w:t>5. 사업자가 스스로 매긴 등급 자료를 비교용으로 들여왔다. 같은 기간으로 맞추니 공개 API로 볼 수 있는 것은 게임물 등급분류의 0.27%였다.</w:t>
+        <w:t>5. 자체등급분류 비교군 편입 — 같은 기간 위원회 207건 대 자체 76,409건</w:t>
       </w:r>
     </w:p>
     <w:p>
@@ -115,7 +115,7 @@
           <w:b w:val="0"/>
           <w:sz w:val="20"/>
         </w:rPr>
-        <w:t>6. 분석 스크립트가 옛 데이터를 파일명으로 직접 가리키고 있어 걷어냈다. 다시 수집하고도 예전 것을 보고 있었다.</w:t>
+        <w:t>6. 하드코딩된 데이터 경로 제거 (재수집 후에도 옛 정제본을 보고 있었음)</w:t>
       </w:r>
     </w:p>
     <w:p>
@@ -128,7 +128,7 @@
           <w:b w:val="0"/>
           <w:sz w:val="20"/>
         </w:rPr>
-        <w:t>7. 흩어져 있던 보고서 다섯 개를 하나로 합쳤다. 처음에는 작업한 순서대로 썼다가, 결론이 앞에 오도록 다시 짰다.</w:t>
+        <w:t>7. 리포트 5종 통합 — 작업 순서가 아니라 결론이 앞에 오도록 재작성</w:t>
       </w:r>
     </w:p>
     <w:p>
@@ -141,7 +141,7 @@
           <w:b w:val="0"/>
           <w:sz w:val="20"/>
         </w:rPr>
-        <w:t>8. 기획서(PRD)를 v1.3에서 v1.6까지 갱신하고, 강사님 회신 자료를 문서로 작성했다.</w:t>
+        <w:t>8. PRD v1.3 → v1.6 갱신, 강사 회신 문서 작성</w:t>
       </w:r>
     </w:p>
     <w:p>
@@ -244,7 +244,7 @@
                 <w:rFonts w:ascii="맑은 고딕" w:hAnsi="맑은 고딕" w:eastAsia="맑은 고딕"/>
                 <w:sz w:val="19"/>
               </w:rPr>
-              <w:t>청소년이용불가를 만드는 것은 폭력성이 아니라 사행성이었다. 사행성이 붙으면 95.3%, 없으면 8.9%다.</w:t>
+              <w:t>청소년이용불가를 만드는 것은 폭력성이 아니라 사행성 — 있으면 95.3%, 없으면 8.9%</w:t>
             </w:r>
           </w:p>
         </w:tc>
@@ -282,7 +282,7 @@
                 <w:rFonts w:ascii="맑은 고딕" w:hAnsi="맑은 고딕" w:eastAsia="맑은 고딕"/>
                 <w:sz w:val="19"/>
               </w:rPr>
-              <w:t>사행성이 붙은 게임의 73.5%가 '보드게임(베팅성)' 한 장르였다.</w:t>
+              <w:t>사행성 게임의 73.5%가 '보드게임(베팅성)' 한 장르</w:t>
             </w:r>
           </w:p>
         </w:tc>
@@ -320,7 +320,45 @@
                 <w:rFonts w:ascii="맑은 고딕" w:hAnsi="맑은 고딕" w:eastAsia="맑은 고딕"/>
                 <w:sz w:val="19"/>
               </w:rPr>
-              <w:t>등급은 내용정보 7개 항목의 최고값과 같다(99.93%). 판단이 들어가는 곳은 신청 등급을 조정하는 12.2%뿐이다.</w:t>
+              <w:t>등급 = 내용정보 7항목의 최고값(99.93%), 판단은 신청등급 조정 12.2%뿐</w:t>
+            </w:r>
+          </w:p>
+        </w:tc>
+      </w:tr>
+      <w:tr>
+        <w:tc>
+          <w:tcPr>
+            <w:tcW w:type="dxa" w:w="1134"/>
+          </w:tcPr>
+          <w:p>
+            <w:pPr>
+              <w:spacing w:after="40"/>
+            </w:pPr>
+            <w:r/>
+            <w:r>
+              <w:rPr>
+                <w:rFonts w:ascii="맑은 고딕" w:hAnsi="맑은 고딕" w:eastAsia="맑은 고딕"/>
+                <w:sz w:val="19"/>
+              </w:rPr>
+              <w:t>공통</w:t>
+            </w:r>
+          </w:p>
+        </w:tc>
+        <w:tc>
+          <w:tcPr>
+            <w:tcW w:type="dxa" w:w="7937"/>
+          </w:tcPr>
+          <w:p>
+            <w:pPr>
+              <w:spacing w:after="40"/>
+            </w:pPr>
+            <w:r/>
+            <w:r>
+              <w:rPr>
+                <w:rFonts w:ascii="맑은 고딕" w:hAnsi="맑은 고딕" w:eastAsia="맑은 고딕"/>
+                <w:sz w:val="19"/>
+              </w:rPr>
+              <w:t>공개 API로 볼 수 있는 것은 게임물 등급분류의 0.27%</w:t>
             </w:r>
           </w:p>
         </w:tc>
@@ -356,7 +394,7 @@
           <w:rFonts w:ascii="맑은 고딕" w:hAnsi="맑은 고딕" w:eastAsia="맑은 고딕"/>
           <w:sz w:val="20"/>
         </w:rPr>
-        <w:t>등급취소 1,040건의 사유가 자료에 없어 위반인지 자진 반납인지 가릴 수 없다.</w:t>
+        <w:t>등급취소 1,040건의 사유가 자료에 없어 위반과 자진 반납을 가를 수 없음</w:t>
       </w:r>
     </w:p>
     <w:p>
@@ -370,7 +408,7 @@
           <w:rFonts w:ascii="맑은 고딕" w:hAnsi="맑은 고딕" w:eastAsia="맑은 고딕"/>
           <w:sz w:val="20"/>
         </w:rPr>
-        <w:t>두 매체 비교는 영상물을 몇 점부터 '있음'으로 볼지에 따라 결과가 달라진다. 3점 기준에서만 성립하므로 결론에 기준을 함께 적어야 한다.</w:t>
+        <w:t>매체 비교는 영상물 3점 기준에서만 성립 — 결론에 기준을 함께 적을 것</w:t>
       </w:r>
     </w:p>
     <w:p>
@@ -384,7 +422,7 @@
           <w:rFonts w:ascii="맑은 고딕" w:hAnsi="맑은 고딕" w:eastAsia="맑은 고딕"/>
           <w:sz w:val="20"/>
         </w:rPr>
-        <w:t>남은 것은 대시보드와 최종 리포트다.</w:t>
+        <w:t>남은 것은 대시보드와 최종 리포트</w:t>
       </w:r>
     </w:p>
     <w:sectPr>
